--- a/Curriculum Vitae_APF.docx
+++ b/Curriculum Vitae_APF.docx
@@ -4366,6 +4366,78 @@
           <w:rFonts w:ascii="Times New Roman" w:hAnsi="Times New Roman"/>
           <w:color w:val="auto"/>
           <w:sz w:val="22"/>
+          <w:szCs w:val="22"/>
+        </w:rPr>
+        <w:t xml:space="preserve">ACS Spring National Conference				(GA)		Spring 2026</w:t>
+      </w:r>
+    </w:p>
+    <w:p>
+      <w:pPr>
+        <w:pStyle w:val="BodyA"/>
+        <w:numPr>
+          <w:ilvl w:val="0"/>
+          <w:numId w:val="2"/>
+        </w:numPr>
+        <w:spacing w:lineRule="auto" w:line="264"/>
+        <w:rPr>
+          <w:rFonts w:ascii="Times New Roman" w:hAnsi="Times New Roman"/>
+          <w:color w:themeColor="text1" w:val="000000"/>
+          <w:sz w:val="22"/>
+        </w:rPr>
+      </w:pPr>
+      <w:r>
+        <w:rPr>
+          <w:rFonts w:ascii="Times New Roman" w:hAnsi="Times New Roman"/>
+          <w:color w:val="auto"/>
+          <w:sz w:val="22"/>
+          <w:szCs w:val="22"/>
+        </w:rPr>
+        <w:t xml:space="preserve">AIChE National Conference					(MA)		Fall 2025</w:t>
+      </w:r>
+    </w:p>
+    <w:p>
+      <w:pPr>
+        <w:pStyle w:val="BodyA"/>
+        <w:numPr>
+          <w:ilvl w:val="0"/>
+          <w:numId w:val="2"/>
+        </w:numPr>
+        <w:spacing w:lineRule="auto" w:line="264"/>
+        <w:rPr>
+          <w:rFonts w:ascii="Times New Roman" w:hAnsi="Times New Roman"/>
+          <w:color w:themeColor="text1" w:val="000000"/>
+          <w:sz w:val="22"/>
+        </w:rPr>
+      </w:pPr>
+      <w:r>
+        <w:rPr>
+          <w:rFonts w:ascii="Times New Roman" w:hAnsi="Times New Roman"/>
+          <w:color w:val="auto"/>
+          <w:sz w:val="22"/>
+          <w:szCs w:val="22"/>
+        </w:rPr>
+        <w:t xml:space="preserve">ACS Fall National Conference				(DC)		Fall 2025</w:t>
+      </w:r>
+    </w:p>
+    <w:p>
+      <w:pPr>
+        <w:pStyle w:val="BodyA"/>
+        <w:numPr>
+          <w:ilvl w:val="0"/>
+          <w:numId w:val="2"/>
+        </w:numPr>
+        <w:spacing w:lineRule="auto" w:line="264"/>
+        <w:rPr>
+          <w:rFonts w:ascii="Times New Roman" w:hAnsi="Times New Roman"/>
+          <w:color w:themeColor="text1" w:val="000000"/>
+          <w:sz w:val="22"/>
+        </w:rPr>
+      </w:pPr>
+      <w:r>
+        <w:rPr>
+          <w:rFonts w:ascii="Times New Roman" w:hAnsi="Times New Roman"/>
+          <w:color w:val="auto"/>
+          <w:sz w:val="22"/>
         </w:rPr>
         <w:t>Genome-Resolved Open Watersheds workshop</w:t>
         <w:tab/>
@@ -7799,6 +7871,7 @@
       <w:pPr>
         <w:pStyle w:val="BodyA"/>
         <w:spacing w:lineRule="auto" w:line="264"/>
+        <w:ind w:left="2160" w:hanging="2160"/>
         <w:rPr>
           <w:rFonts w:ascii="Times New Roman" w:hAnsi="Times New Roman"/>
           <w:color w:val="auto"/>
@@ -7823,29 +7896,7 @@
           <w:sz w:val="22"/>
           <w:szCs w:val="22"/>
         </w:rPr>
-        <w:t>“BioSimulators: a central registry of simulation engines and services for recommending specific</w:t>
-      </w:r>
-    </w:p>
-    <w:p>
-      <w:pPr>
-        <w:pStyle w:val="BodyA"/>
-        <w:spacing w:lineRule="auto" w:line="264"/>
-        <w:ind w:hanging="0" w:left="2160"/>
-        <w:rPr>
-          <w:rFonts w:ascii="Times New Roman" w:hAnsi="Times New Roman"/>
-          <w:color w:val="6C6C6C"/>
-          <w:sz w:val="22"/>
-          <w:szCs w:val="22"/>
-        </w:rPr>
-      </w:pPr>
-      <w:r>
-        <w:rPr>
-          <w:rFonts w:ascii="Times New Roman" w:hAnsi="Times New Roman"/>
-          <w:color w:val="auto"/>
-          <w:sz w:val="22"/>
-          <w:szCs w:val="22"/>
-        </w:rPr>
-        <w:t xml:space="preserve">tools”. </w:t>
+        <w:t xml:space="preserve">“A functional microbiome catalogue crowdsourced from North American rivers”. </w:t>
       </w:r>
       <w:r>
         <w:rPr>
@@ -7856,7 +7907,7 @@
           <w:sz w:val="22"/>
           <w:szCs w:val="22"/>
         </w:rPr>
-        <w:t>Nucleic Acids Research</w:t>
+        <w:t xml:space="preserve">Nature</w:t>
       </w:r>
       <w:r>
         <w:rPr>
@@ -7876,7 +7927,213 @@
           <w:sz w:val="22"/>
           <w:szCs w:val="22"/>
         </w:rPr>
-        <w:t>2022</w:t>
+        <w:t xml:space="preserve">2025</w:t>
+      </w:r>
+      <w:r>
+        <w:rPr>
+          <w:rFonts w:ascii="Times New Roman" w:hAnsi="Times New Roman"/>
+          <w:color w:val="auto"/>
+          <w:sz w:val="22"/>
+          <w:szCs w:val="22"/>
+        </w:rPr>
+        <w:t xml:space="preserve">. </w:t>
+      </w:r>
+      <w:hyperlink r:id="rId32" w:tgtFrame="_blank">
+        <w:r>
+          <w:rPr>
+            <w:rStyle w:val="Hyperlink"/>
+            <w:rFonts w:ascii="Times New Roman" w:hAnsi="Times New Roman"/>
+            <w:sz w:val="22"/>
+            <w:szCs w:val="22"/>
+          </w:rPr>
+          <w:t xml:space="preserve">https://doi.org/10.1038/s41586-024-08240-z</w:t>
+        </w:r>
+      </w:hyperlink>
+      <w:r>
+        <w:rPr>
+          <w:rFonts w:ascii="Times New Roman" w:hAnsi="Times New Roman"/>
+          <w:color w:val="auto"/>
+          <w:sz w:val="22"/>
+          <w:szCs w:val="22"/>
+        </w:rPr>
+        <w:t xml:space="preserve">.</w:t>
+      </w:r>
+    </w:p>
+    <w:p>
+      <w:pPr>
+        <w:pStyle w:val="BodyA"/>
+        <w:spacing w:lineRule="auto" w:line="264"/>
+        <w:ind w:hanging="0" w:left="2160"/>
+        <w:rPr>
+          <w:rFonts w:ascii="Times New Roman" w:hAnsi="Times New Roman"/>
+          <w:color w:val="auto"/>
+          <w:sz w:val="22"/>
+          <w:szCs w:val="22"/>
+        </w:rPr>
+      </w:pPr>
+      <w:r>
+        <w:rPr>
+          <w:rFonts w:ascii="Times New Roman" w:hAnsi="Times New Roman"/>
+          <w:color w:val="auto"/>
+          <w:sz w:val="22"/>
+          <w:szCs w:val="22"/>
+        </w:rPr>
+      </w:r>
+    </w:p>
+    <w:p>
+      <w:pPr>
+        <w:pStyle w:val="BodyA"/>
+        <w:spacing w:lineRule="auto" w:line="264"/>
+        <w:ind w:hanging="0" w:left="2160"/>
+        <w:rPr>
+          <w:rFonts w:ascii="Times New Roman" w:hAnsi="Times New Roman"/>
+          <w:color w:val="6C6C6C"/>
+          <w:sz w:val="22"/>
+          <w:szCs w:val="22"/>
+        </w:rPr>
+      </w:pPr>
+      <w:r>
+        <w:rPr>
+          <w:rFonts w:ascii="Times New Roman" w:hAnsi="Times New Roman"/>
+          <w:color w:val="auto"/>
+          <w:sz w:val="22"/>
+          <w:szCs w:val="22"/>
+        </w:rPr>
+        <w:t xml:space="preserve">“Diet outperforms microbial transplant to drive microbiome recovery in mice”. </w:t>
+      </w:r>
+      <w:r>
+        <w:rPr>
+          <w:rFonts w:ascii="Times New Roman" w:hAnsi="Times New Roman"/>
+          <w:i/>
+          <w:iCs/>
+          <w:color w:val="auto"/>
+          <w:sz w:val="22"/>
+          <w:szCs w:val="22"/>
+        </w:rPr>
+        <w:t xml:space="preserve">Nature</w:t>
+      </w:r>
+      <w:r>
+        <w:rPr>
+          <w:rFonts w:ascii="Times New Roman" w:hAnsi="Times New Roman"/>
+          <w:color w:val="auto"/>
+          <w:sz w:val="22"/>
+          <w:szCs w:val="22"/>
+        </w:rPr>
+        <w:t xml:space="preserve">. </w:t>
+      </w:r>
+      <w:r>
+        <w:rPr>
+          <w:rFonts w:ascii="Times New Roman" w:hAnsi="Times New Roman"/>
+          <w:b/>
+          <w:bCs/>
+          <w:color w:val="auto"/>
+          <w:sz w:val="22"/>
+          <w:szCs w:val="22"/>
+        </w:rPr>
+        <w:t xml:space="preserve">2025</w:t>
+      </w:r>
+      <w:r>
+        <w:rPr>
+          <w:rFonts w:ascii="Times New Roman" w:hAnsi="Times New Roman"/>
+          <w:color w:val="auto"/>
+          <w:sz w:val="22"/>
+          <w:szCs w:val="22"/>
+        </w:rPr>
+        <w:t xml:space="preserve">. </w:t>
+      </w:r>
+      <w:hyperlink r:id="rId33" w:tgtFrame="_blank">
+        <w:r>
+          <w:rPr>
+            <w:rStyle w:val="Hyperlink"/>
+            <w:rFonts w:ascii="Times New Roman" w:hAnsi="Times New Roman"/>
+            <w:sz w:val="22"/>
+            <w:szCs w:val="22"/>
+          </w:rPr>
+          <w:t xml:space="preserve">https://doi.org/10.1038/s41586-025-08937-9</w:t>
+        </w:r>
+      </w:hyperlink>
+      <w:r>
+        <w:rPr>
+          <w:rFonts w:ascii="Times New Roman" w:hAnsi="Times New Roman"/>
+          <w:color w:val="auto"/>
+          <w:sz w:val="22"/>
+          <w:szCs w:val="22"/>
+        </w:rPr>
+        <w:t xml:space="preserve">.</w:t>
+      </w:r>
+    </w:p>
+    <w:p>
+      <w:pPr>
+        <w:pStyle w:val="BodyA"/>
+        <w:spacing w:lineRule="auto" w:line="264"/>
+        <w:ind w:hanging="0" w:left="2160"/>
+        <w:rPr>
+          <w:rFonts w:ascii="Times New Roman" w:hAnsi="Times New Roman"/>
+          <w:color w:val="auto"/>
+          <w:sz w:val="22"/>
+          <w:szCs w:val="22"/>
+        </w:rPr>
+      </w:pPr>
+      <w:r>
+        <w:rPr>
+          <w:rFonts w:ascii="Times New Roman" w:hAnsi="Times New Roman"/>
+          <w:color w:val="auto"/>
+          <w:sz w:val="22"/>
+          <w:szCs w:val="22"/>
+        </w:rPr>
+      </w:r>
+    </w:p>
+    <w:p>
+      <w:pPr>
+        <w:pStyle w:val="BodyA"/>
+        <w:spacing w:lineRule="auto" w:line="264"/>
+        <w:ind w:hanging="0" w:left="2160"/>
+        <w:rPr>
+          <w:rFonts w:ascii="Times New Roman" w:hAnsi="Times New Roman"/>
+          <w:color w:val="6C6C6C"/>
+          <w:sz w:val="22"/>
+          <w:szCs w:val="22"/>
+        </w:rPr>
+      </w:pPr>
+      <w:r>
+        <w:rPr>
+          <w:rFonts w:ascii="Times New Roman" w:hAnsi="Times New Roman"/>
+          <w:color w:val="auto"/>
+          <w:sz w:val="22"/>
+          <w:szCs w:val="22"/>
+        </w:rPr>
+        <w:t xml:space="preserve">“BioSimulators: a central registry of simulation engines and services for recommending specific tools”. </w:t>
+      </w:r>
+      <w:r>
+        <w:rPr>
+          <w:rFonts w:ascii="Times New Roman" w:hAnsi="Times New Roman"/>
+          <w:i/>
+          <w:iCs/>
+          <w:color w:val="auto"/>
+          <w:sz w:val="22"/>
+          <w:szCs w:val="22"/>
+        </w:rPr>
+        <w:t xml:space="preserve">Nucleic Acids Research</w:t>
+      </w:r>
+      <w:r>
+        <w:rPr>
+          <w:rFonts w:ascii="Times New Roman" w:hAnsi="Times New Roman"/>
+          <w:color w:val="auto"/>
+          <w:sz w:val="22"/>
+          <w:szCs w:val="22"/>
+        </w:rPr>
+        <w:t xml:space="preserve">. </w:t>
+      </w:r>
+      <w:r>
+        <w:rPr>
+          <w:rFonts w:ascii="Times New Roman" w:hAnsi="Times New Roman"/>
+          <w:b/>
+          <w:bCs/>
+          <w:color w:val="auto"/>
+          <w:sz w:val="22"/>
+          <w:szCs w:val="22"/>
+        </w:rPr>
+        <w:t xml:space="preserve">2022</w:t>
       </w:r>
       <w:r>
         <w:rPr>
@@ -7895,17 +8152,223 @@
             <w:sz w:val="22"/>
             <w:szCs w:val="22"/>
           </w:rPr>
-          <w:t>https://doi.org/10.1093/nar/gkac331</w:t>
+          <w:t xml:space="preserve">https://doi.org/10.1093/nar/gkac331</w:t>
         </w:r>
       </w:hyperlink>
       <w:r>
         <w:rPr>
           <w:rFonts w:ascii="Times New Roman" w:hAnsi="Times New Roman"/>
+          <w:color w:val="auto"/>
+          <w:sz w:val="22"/>
+          <w:szCs w:val="22"/>
+        </w:rPr>
+        <w:t xml:space="preserve">.</w:t>
+      </w:r>
+    </w:p>
+    <w:p>
+      <w:pPr>
+        <w:pStyle w:val="BodyA"/>
+        <w:spacing w:lineRule="auto" w:line="264"/>
+        <w:ind w:hanging="0" w:left="2160"/>
+        <w:rPr>
+          <w:rFonts w:ascii="Times New Roman" w:hAnsi="Times New Roman"/>
+          <w:color w:val="auto"/>
+          <w:sz w:val="22"/>
+          <w:szCs w:val="22"/>
+        </w:rPr>
+      </w:pPr>
+      <w:r>
+        <w:rPr>
+          <w:rFonts w:ascii="Times New Roman" w:hAnsi="Times New Roman"/>
+          <w:color w:val="auto"/>
+          <w:sz w:val="22"/>
+          <w:szCs w:val="22"/>
+        </w:rPr>
+      </w:r>
+    </w:p>
+    <w:p>
+      <w:pPr>
+        <w:pStyle w:val="BodyA"/>
+        <w:spacing w:lineRule="auto" w:line="264"/>
+        <w:ind w:hanging="0" w:left="2160"/>
+        <w:rPr>
+          <w:rFonts w:ascii="Times New Roman" w:hAnsi="Times New Roman"/>
           <w:color w:val="6C6C6C"/>
           <w:sz w:val="22"/>
           <w:szCs w:val="22"/>
         </w:rPr>
-        <w:t>.</w:t>
+      </w:pPr>
+      <w:r>
+        <w:rPr>
+          <w:rFonts w:ascii="Times New Roman" w:hAnsi="Times New Roman"/>
+          <w:color w:val="auto"/>
+          <w:sz w:val="22"/>
+          <w:szCs w:val="22"/>
+        </w:rPr>
+        <w:t xml:space="preserve">“Mapping the soil microbiome functions shaping wetland methane emissions”. </w:t>
+      </w:r>
+      <w:r>
+        <w:rPr>
+          <w:rFonts w:ascii="Times New Roman" w:hAnsi="Times New Roman"/>
+          <w:i/>
+          <w:iCs/>
+          <w:color w:val="auto"/>
+          <w:sz w:val="22"/>
+          <w:szCs w:val="22"/>
+        </w:rPr>
+        <w:t xml:space="preserve">mSystems</w:t>
+      </w:r>
+      <w:r>
+        <w:rPr>
+          <w:rFonts w:ascii="Times New Roman" w:hAnsi="Times New Roman"/>
+          <w:color w:val="auto"/>
+          <w:sz w:val="22"/>
+          <w:szCs w:val="22"/>
+        </w:rPr>
+        <w:t xml:space="preserve">. </w:t>
+      </w:r>
+      <w:r>
+        <w:rPr>
+          <w:rFonts w:ascii="Times New Roman" w:hAnsi="Times New Roman"/>
+          <w:b/>
+          <w:bCs/>
+          <w:color w:val="auto"/>
+          <w:sz w:val="22"/>
+          <w:szCs w:val="22"/>
+        </w:rPr>
+        <w:t xml:space="preserve">2026</w:t>
+      </w:r>
+      <w:r>
+        <w:rPr>
+          <w:rFonts w:ascii="Times New Roman" w:hAnsi="Times New Roman"/>
+          <w:color w:val="auto"/>
+          <w:sz w:val="22"/>
+          <w:szCs w:val="22"/>
+        </w:rPr>
+        <w:t xml:space="preserve">. </w:t>
+      </w:r>
+      <w:hyperlink r:id="rId34" w:tgtFrame="_blank">
+        <w:r>
+          <w:rPr>
+            <w:rStyle w:val="Hyperlink"/>
+            <w:rFonts w:ascii="Times New Roman" w:hAnsi="Times New Roman"/>
+            <w:sz w:val="22"/>
+            <w:szCs w:val="22"/>
+          </w:rPr>
+          <w:t xml:space="preserve">https://doi.org/10.1128/msystems.00680-25</w:t>
+        </w:r>
+      </w:hyperlink>
+      <w:r>
+        <w:rPr>
+          <w:rFonts w:ascii="Times New Roman" w:hAnsi="Times New Roman"/>
+          <w:color w:val="auto"/>
+          <w:sz w:val="22"/>
+          <w:szCs w:val="22"/>
+        </w:rPr>
+        <w:t xml:space="preserve">.</w:t>
+      </w:r>
+    </w:p>
+    <w:p>
+      <w:pPr>
+        <w:pStyle w:val="BodyA"/>
+        <w:spacing w:lineRule="auto" w:line="264"/>
+        <w:ind w:hanging="0" w:left="2160"/>
+        <w:rPr>
+          <w:rFonts w:ascii="Times New Roman" w:hAnsi="Times New Roman"/>
+          <w:color w:val="auto"/>
+          <w:sz w:val="22"/>
+          <w:szCs w:val="22"/>
+        </w:rPr>
+      </w:pPr>
+      <w:r>
+        <w:rPr>
+          <w:rFonts w:ascii="Times New Roman" w:hAnsi="Times New Roman"/>
+          <w:color w:val="auto"/>
+          <w:sz w:val="22"/>
+          <w:szCs w:val="22"/>
+        </w:rPr>
+      </w:r>
+    </w:p>
+    <w:p>
+      <w:pPr>
+        <w:pStyle w:val="BodyA"/>
+        <w:spacing w:lineRule="auto" w:line="264"/>
+        <w:ind w:hanging="0" w:left="2160"/>
+        <w:rPr>
+          <w:rFonts w:ascii="Times New Roman" w:hAnsi="Times New Roman"/>
+          <w:color w:val="6C6C6C"/>
+          <w:sz w:val="22"/>
+          <w:szCs w:val="22"/>
+        </w:rPr>
+      </w:pPr>
+      <w:r>
+        <w:rPr>
+          <w:rFonts w:ascii="Times New Roman" w:hAnsi="Times New Roman"/>
+          <w:color w:val="auto"/>
+          <w:sz w:val="22"/>
+          <w:szCs w:val="22"/>
+        </w:rPr>
+        <w:t xml:space="preserve">“KBase: Open-source platform for collaborative biological data analysis and publication”. </w:t>
+      </w:r>
+      <w:r>
+        <w:rPr>
+          <w:rFonts w:ascii="Times New Roman" w:hAnsi="Times New Roman"/>
+          <w:i/>
+          <w:iCs/>
+          <w:color w:val="auto"/>
+          <w:sz w:val="22"/>
+          <w:szCs w:val="22"/>
+        </w:rPr>
+        <w:t xml:space="preserve">Journal of Molecular Biology</w:t>
+      </w:r>
+      <w:r>
+        <w:rPr>
+          <w:rFonts w:ascii="Times New Roman" w:hAnsi="Times New Roman"/>
+          <w:color w:val="auto"/>
+          <w:sz w:val="22"/>
+          <w:szCs w:val="22"/>
+        </w:rPr>
+        <w:t xml:space="preserve">. </w:t>
+      </w:r>
+      <w:r>
+        <w:rPr>
+          <w:rFonts w:ascii="Times New Roman" w:hAnsi="Times New Roman"/>
+          <w:b/>
+          <w:bCs/>
+          <w:color w:val="auto"/>
+          <w:sz w:val="22"/>
+          <w:szCs w:val="22"/>
+        </w:rPr>
+        <w:t xml:space="preserve">2026</w:t>
+      </w:r>
+      <w:r>
+        <w:rPr>
+          <w:rFonts w:ascii="Times New Roman" w:hAnsi="Times New Roman"/>
+          <w:color w:val="auto"/>
+          <w:sz w:val="22"/>
+          <w:szCs w:val="22"/>
+        </w:rPr>
+        <w:t xml:space="preserve">. </w:t>
+      </w:r>
+      <w:hyperlink r:id="rId35" w:tgtFrame="_blank">
+        <w:r>
+          <w:rPr>
+            <w:rStyle w:val="Hyperlink"/>
+            <w:rFonts w:ascii="Times New Roman" w:hAnsi="Times New Roman"/>
+            <w:sz w:val="22"/>
+            <w:szCs w:val="22"/>
+          </w:rPr>
+          <w:t xml:space="preserve">https://doi.org/10.1016/j.jmb.2026.169676</w:t>
+        </w:r>
+      </w:hyperlink>
+      <w:r>
+        <w:rPr>
+          <w:rFonts w:ascii="Times New Roman" w:hAnsi="Times New Roman"/>
+          <w:color w:val="auto"/>
+          <w:sz w:val="22"/>
+          <w:szCs w:val="22"/>
+        </w:rPr>
+        <w:t xml:space="preserve">.</w:t>
       </w:r>
     </w:p>
     <w:p>
@@ -8070,7 +8533,7 @@
             <w:sz w:val="22"/>
             <w:szCs w:val="22"/>
           </w:rPr>
-          <w:t>www.andrewfreiburger.com/publications</w:t>
+          <w:t>https://www.andrewfreiburger.com/CV/publications.html</w:t>
         </w:r>
       </w:hyperlink>
       <w:r>

--- a/Curriculum Vitae_APF.docx
+++ b/Curriculum Vitae_APF.docx
@@ -659,7 +659,7 @@
           <w:sz w:val="26"/>
           <w:szCs w:val="26"/>
         </w:rPr>
-        <w:t xml:space="preserve">Northerwestern University </w:t>
+        <w:t xml:space="preserve">Northwestern University </w:t>
       </w:r>
       <w:r>
         <w:rPr>
@@ -4090,7 +4090,7 @@
           <w:color w:themeColor="text1" w:val="000000"/>
           <w:sz w:val="22"/>
         </w:rPr>
-        <w:t>ython (data science, optimization, ML); HTML &amp; CSS; Git &amp; GitHub; linux; command promp; Java; C++; PHREEQ(C/Py); Juliat; Microsoft office; WordPress</w:t>
+        <w:t>ython (data science, optimization, ML); HTML &amp; CSS; Git &amp; GitHub; linux; command prompt; Java; C++; PHREEQ(C/Py); Julia; Microsoft office; WordPress</w:t>
       </w:r>
     </w:p>
     <w:p>
